--- a/docs/state-definitions.docx
+++ b/docs/state-definitions.docx
@@ -85,15 +85,47 @@
           <w:sz w:val="32"/>
           <w:szCs w:val="32"/>
         </w:rPr>
-        <w:t xml:space="preserve"> – Request has been initiated and is waiting for the next step</w:t>
-      </w:r>
-      <w:r>
-        <w:rPr>
-          <w:rFonts w:ascii="Times New Roman" w:hAnsi="Times New Roman" w:cs="Times New Roman"/>
-          <w:sz w:val="32"/>
-          <w:szCs w:val="32"/>
-        </w:rPr>
-        <w:t>.</w:t>
+        <w:t xml:space="preserve"> – </w:t>
+      </w:r>
+      <w:r>
+        <w:rPr>
+          <w:rFonts w:ascii="Times New Roman" w:hAnsi="Times New Roman" w:cs="Times New Roman"/>
+          <w:sz w:val="32"/>
+          <w:szCs w:val="32"/>
+        </w:rPr>
+        <w:t>the shift swap r</w:t>
+      </w:r>
+      <w:r>
+        <w:rPr>
+          <w:rFonts w:ascii="Times New Roman" w:hAnsi="Times New Roman" w:cs="Times New Roman"/>
+          <w:sz w:val="32"/>
+          <w:szCs w:val="32"/>
+        </w:rPr>
+        <w:t xml:space="preserve">equest has been </w:t>
+      </w:r>
+      <w:r>
+        <w:rPr>
+          <w:rFonts w:ascii="Times New Roman" w:hAnsi="Times New Roman" w:cs="Times New Roman"/>
+          <w:sz w:val="32"/>
+          <w:szCs w:val="32"/>
+        </w:rPr>
+        <w:t>submitted by the employee,</w:t>
+      </w:r>
+      <w:r>
+        <w:rPr>
+          <w:rFonts w:ascii="Times New Roman" w:hAnsi="Times New Roman" w:cs="Times New Roman"/>
+          <w:sz w:val="32"/>
+          <w:szCs w:val="32"/>
+        </w:rPr>
+        <w:t xml:space="preserve"> </w:t>
+      </w:r>
+      <w:r>
+        <w:rPr>
+          <w:rFonts w:ascii="Times New Roman" w:hAnsi="Times New Roman" w:cs="Times New Roman"/>
+          <w:sz w:val="32"/>
+          <w:szCs w:val="32"/>
+        </w:rPr>
+        <w:t>and the proposed coworker has not yet reviewed (accepted or declined) it.</w:t>
       </w:r>
     </w:p>
     <w:p>
@@ -121,15 +153,31 @@
           <w:sz w:val="32"/>
           <w:szCs w:val="32"/>
         </w:rPr>
-        <w:t>– The employee receiving the swap request give consent and acknowledges the swap request</w:t>
-      </w:r>
-      <w:r>
-        <w:rPr>
-          <w:rFonts w:ascii="Times New Roman" w:hAnsi="Times New Roman" w:cs="Times New Roman"/>
-          <w:sz w:val="32"/>
-          <w:szCs w:val="32"/>
-        </w:rPr>
-        <w:t>.</w:t>
+        <w:t xml:space="preserve">– The employee receiving the </w:t>
+      </w:r>
+      <w:r>
+        <w:rPr>
+          <w:rFonts w:ascii="Times New Roman" w:hAnsi="Times New Roman" w:cs="Times New Roman"/>
+          <w:sz w:val="32"/>
+          <w:szCs w:val="32"/>
+        </w:rPr>
+        <w:t>shift-</w:t>
+      </w:r>
+      <w:r>
+        <w:rPr>
+          <w:rFonts w:ascii="Times New Roman" w:hAnsi="Times New Roman" w:cs="Times New Roman"/>
+          <w:sz w:val="32"/>
+          <w:szCs w:val="32"/>
+        </w:rPr>
+        <w:t xml:space="preserve">swap request </w:t>
+      </w:r>
+      <w:r>
+        <w:rPr>
+          <w:rFonts w:ascii="Times New Roman" w:hAnsi="Times New Roman" w:cs="Times New Roman"/>
+          <w:sz w:val="32"/>
+          <w:szCs w:val="32"/>
+        </w:rPr>
+        <w:t>has agreed to the proposed swap.</w:t>
       </w:r>
     </w:p>
     <w:p>
@@ -157,7 +205,15 @@
           <w:sz w:val="32"/>
           <w:szCs w:val="32"/>
         </w:rPr>
-        <w:t>– An authorizer or manager’s approval is required</w:t>
+        <w:t xml:space="preserve">– </w:t>
+      </w:r>
+      <w:r>
+        <w:rPr>
+          <w:rFonts w:ascii="Times New Roman" w:hAnsi="Times New Roman" w:cs="Times New Roman"/>
+          <w:sz w:val="32"/>
+          <w:szCs w:val="32"/>
+        </w:rPr>
+        <w:t>The swap has been accepted by the receiving employee, and the request is waiting for a manager’s approval or rejection</w:t>
       </w:r>
       <w:r>
         <w:rPr>
@@ -217,7 +273,55 @@
           <w:sz w:val="32"/>
           <w:szCs w:val="32"/>
         </w:rPr>
-        <w:t>Swaps have been approved by authorizers and schedules will automatically be up to date.</w:t>
+        <w:t>The s</w:t>
+      </w:r>
+      <w:r>
+        <w:rPr>
+          <w:rFonts w:ascii="Times New Roman" w:hAnsi="Times New Roman" w:cs="Times New Roman"/>
+          <w:sz w:val="32"/>
+          <w:szCs w:val="32"/>
+        </w:rPr>
+        <w:t>wap ha</w:t>
+      </w:r>
+      <w:r>
+        <w:rPr>
+          <w:rFonts w:ascii="Times New Roman" w:hAnsi="Times New Roman" w:cs="Times New Roman"/>
+          <w:sz w:val="32"/>
+          <w:szCs w:val="32"/>
+        </w:rPr>
+        <w:t>s</w:t>
+      </w:r>
+      <w:r>
+        <w:rPr>
+          <w:rFonts w:ascii="Times New Roman" w:hAnsi="Times New Roman" w:cs="Times New Roman"/>
+          <w:sz w:val="32"/>
+          <w:szCs w:val="32"/>
+        </w:rPr>
+        <w:t xml:space="preserve"> been approved by </w:t>
+      </w:r>
+      <w:r>
+        <w:rPr>
+          <w:rFonts w:ascii="Times New Roman" w:hAnsi="Times New Roman" w:cs="Times New Roman"/>
+          <w:sz w:val="32"/>
+          <w:szCs w:val="32"/>
+        </w:rPr>
+        <w:t>the manager,</w:t>
+      </w:r>
+      <w:r>
+        <w:rPr>
+          <w:rFonts w:ascii="Times New Roman" w:hAnsi="Times New Roman" w:cs="Times New Roman"/>
+          <w:sz w:val="32"/>
+          <w:szCs w:val="32"/>
+        </w:rPr>
+        <w:t xml:space="preserve"> </w:t>
+      </w:r>
+      <w:r>
+        <w:rPr>
+          <w:rFonts w:ascii="Times New Roman" w:hAnsi="Times New Roman" w:cs="Times New Roman"/>
+          <w:sz w:val="32"/>
+          <w:szCs w:val="32"/>
+        </w:rPr>
+        <w:t>but the employee’s schedule is yet to be updated.</w:t>
       </w:r>
     </w:p>
     <w:p>
@@ -245,7 +349,23 @@
           <w:sz w:val="32"/>
           <w:szCs w:val="32"/>
         </w:rPr>
-        <w:t>– Request was rejected by receiving employee or authorizer.</w:t>
+        <w:t xml:space="preserve">– Request was rejected by receiving employee or </w:t>
+      </w:r>
+      <w:r>
+        <w:rPr>
+          <w:rFonts w:ascii="Times New Roman" w:hAnsi="Times New Roman" w:cs="Times New Roman"/>
+          <w:sz w:val="32"/>
+          <w:szCs w:val="32"/>
+        </w:rPr>
+        <w:t>manager</w:t>
+      </w:r>
+      <w:r>
+        <w:rPr>
+          <w:rFonts w:ascii="Times New Roman" w:hAnsi="Times New Roman" w:cs="Times New Roman"/>
+          <w:sz w:val="32"/>
+          <w:szCs w:val="32"/>
+        </w:rPr>
+        <w:t>.</w:t>
       </w:r>
     </w:p>
     <w:p>
@@ -273,7 +393,23 @@
           <w:sz w:val="32"/>
           <w:szCs w:val="32"/>
         </w:rPr>
-        <w:t>– Request was not completed during the time window.</w:t>
+        <w:t xml:space="preserve">– </w:t>
+      </w:r>
+      <w:r>
+        <w:rPr>
+          <w:rFonts w:ascii="Times New Roman" w:hAnsi="Times New Roman" w:cs="Times New Roman"/>
+          <w:sz w:val="32"/>
+          <w:szCs w:val="32"/>
+        </w:rPr>
+        <w:t>The allowed response or approval window ended before all required decisions were made</w:t>
+      </w:r>
+      <w:r>
+        <w:rPr>
+          <w:rFonts w:ascii="Times New Roman" w:hAnsi="Times New Roman" w:cs="Times New Roman"/>
+          <w:sz w:val="32"/>
+          <w:szCs w:val="32"/>
+        </w:rPr>
+        <w:t>.</w:t>
       </w:r>
     </w:p>
     <w:p>
@@ -301,7 +437,71 @@
           <w:sz w:val="32"/>
           <w:szCs w:val="32"/>
         </w:rPr>
-        <w:t>– Swap request has been processed successfully and employee’s schedules will reflect.</w:t>
+        <w:t xml:space="preserve">– </w:t>
+      </w:r>
+      <w:r>
+        <w:rPr>
+          <w:rFonts w:ascii="Times New Roman" w:hAnsi="Times New Roman" w:cs="Times New Roman"/>
+          <w:sz w:val="32"/>
+          <w:szCs w:val="32"/>
+        </w:rPr>
+        <w:t>The approved s</w:t>
+      </w:r>
+      <w:r>
+        <w:rPr>
+          <w:rFonts w:ascii="Times New Roman" w:hAnsi="Times New Roman" w:cs="Times New Roman"/>
+          <w:sz w:val="32"/>
+          <w:szCs w:val="32"/>
+        </w:rPr>
+        <w:t xml:space="preserve">wap request has been </w:t>
+      </w:r>
+      <w:r>
+        <w:rPr>
+          <w:rFonts w:ascii="Times New Roman" w:hAnsi="Times New Roman" w:cs="Times New Roman"/>
+          <w:sz w:val="32"/>
+          <w:szCs w:val="32"/>
+        </w:rPr>
+        <w:t>applied</w:t>
+      </w:r>
+      <w:r>
+        <w:rPr>
+          <w:rFonts w:ascii="Times New Roman" w:hAnsi="Times New Roman" w:cs="Times New Roman"/>
+          <w:sz w:val="32"/>
+          <w:szCs w:val="32"/>
+        </w:rPr>
+        <w:t xml:space="preserve"> successfully </w:t>
+      </w:r>
+      <w:r>
+        <w:rPr>
+          <w:rFonts w:ascii="Times New Roman" w:hAnsi="Times New Roman" w:cs="Times New Roman"/>
+          <w:sz w:val="32"/>
+          <w:szCs w:val="32"/>
+        </w:rPr>
+        <w:t xml:space="preserve">to both </w:t>
+      </w:r>
+      <w:r>
+        <w:rPr>
+          <w:rFonts w:ascii="Times New Roman" w:hAnsi="Times New Roman" w:cs="Times New Roman"/>
+          <w:sz w:val="32"/>
+          <w:szCs w:val="32"/>
+        </w:rPr>
+        <w:t>employee’s schedules</w:t>
+      </w:r>
+      <w:r>
+        <w:rPr>
+          <w:rFonts w:ascii="Times New Roman" w:hAnsi="Times New Roman" w:cs="Times New Roman"/>
+          <w:sz w:val="32"/>
+          <w:szCs w:val="32"/>
+        </w:rPr>
+        <w:t xml:space="preserve"> and taken account for in the system</w:t>
+      </w:r>
+      <w:r>
+        <w:rPr>
+          <w:rFonts w:ascii="Times New Roman" w:hAnsi="Times New Roman" w:cs="Times New Roman"/>
+          <w:sz w:val="32"/>
+          <w:szCs w:val="32"/>
+        </w:rPr>
+        <w:t>.</w:t>
       </w:r>
     </w:p>
     <w:sectPr>
@@ -1680,20 +1880,20 @@
 </file>
 
 <file path=customXml/item2.xml><?xml version="1.0" encoding="utf-8"?>
+<p:properties xmlns:p="http://schemas.microsoft.com/office/2006/metadata/properties" xmlns:xsi="http://www.w3.org/2001/XMLSchema-instance" xmlns:pc="http://schemas.microsoft.com/office/infopath/2007/PartnerControls">
+  <documentManagement>
+    <_activity xmlns="a20fd65b-3639-44d4-aceb-67cc7bbb258b" xsi:nil="true"/>
+  </documentManagement>
+</p:properties>
+</file>
+
+<file path=customXml/item3.xml><?xml version="1.0" encoding="utf-8"?>
 <?mso-contentType ?>
 <FormTemplates xmlns="http://schemas.microsoft.com/sharepoint/v3/contenttype/forms">
   <Display>DocumentLibraryForm</Display>
   <Edit>DocumentLibraryForm</Edit>
   <New>DocumentLibraryForm</New>
 </FormTemplates>
-</file>
-
-<file path=customXml/item3.xml><?xml version="1.0" encoding="utf-8"?>
-<p:properties xmlns:p="http://schemas.microsoft.com/office/2006/metadata/properties" xmlns:xsi="http://www.w3.org/2001/XMLSchema-instance" xmlns:pc="http://schemas.microsoft.com/office/infopath/2007/PartnerControls">
-  <documentManagement>
-    <_activity xmlns="a20fd65b-3639-44d4-aceb-67cc7bbb258b" xsi:nil="true"/>
-  </documentManagement>
-</p:properties>
 </file>
 
 <file path=customXml/itemProps1.xml><?xml version="1.0" encoding="utf-8"?>
@@ -1715,14 +1915,6 @@
 </file>
 
 <file path=customXml/itemProps2.xml><?xml version="1.0" encoding="utf-8"?>
-<ds:datastoreItem xmlns:ds="http://schemas.openxmlformats.org/officeDocument/2006/customXml" ds:itemID="{376956E9-04E8-48C0-AD53-B6BC60AAAC53}">
-  <ds:schemaRefs>
-    <ds:schemaRef ds:uri="http://schemas.microsoft.com/sharepoint/v3/contenttype/forms"/>
-  </ds:schemaRefs>
-</ds:datastoreItem>
-</file>
-
-<file path=customXml/itemProps3.xml><?xml version="1.0" encoding="utf-8"?>
 <ds:datastoreItem xmlns:ds="http://schemas.openxmlformats.org/officeDocument/2006/customXml" ds:itemID="{658CE78F-064D-45F3-94B8-F51CCFA61342}">
   <ds:schemaRefs>
     <ds:schemaRef ds:uri="http://schemas.microsoft.com/office/2006/metadata/properties"/>
@@ -1730,4 +1922,12 @@
     <ds:schemaRef ds:uri="a20fd65b-3639-44d4-aceb-67cc7bbb258b"/>
   </ds:schemaRefs>
 </ds:datastoreItem>
+</file>
+
+<file path=customXml/itemProps3.xml><?xml version="1.0" encoding="utf-8"?>
+<ds:datastoreItem xmlns:ds="http://schemas.openxmlformats.org/officeDocument/2006/customXml" ds:itemID="{376956E9-04E8-48C0-AD53-B6BC60AAAC53}">
+  <ds:schemaRefs>
+    <ds:schemaRef ds:uri="http://schemas.microsoft.com/sharepoint/v3/contenttype/forms"/>
+  </ds:schemaRefs>
+</ds:datastoreItem>
 </file>